--- a/AEEC/ER_Proyecto2026-Nuestro-Sin_Marcar.docx
+++ b/AEEC/ER_Proyecto2026-Nuestro-Sin_Marcar.docx
@@ -2,7 +2,11 @@
 <file path=word/document.xml><?xml version="1.0" encoding="utf-8"?>
 <w:document xmlns:wpc="http://schemas.microsoft.com/office/word/2010/wordprocessingCanvas" xmlns:cx="http://schemas.microsoft.com/office/drawing/2014/chartex" xmlns:cx1="http://schemas.microsoft.com/office/drawing/2015/9/8/chartex" xmlns:cx2="http://schemas.microsoft.com/office/drawing/2015/10/21/chartex" xmlns:cx3="http://schemas.microsoft.com/office/drawing/2016/5/9/chartex" xmlns:cx4="http://schemas.microsoft.com/office/drawing/2016/5/10/chartex" xmlns:cx5="http://schemas.microsoft.com/office/drawing/2016/5/11/chartex" xmlns:cx6="http://schemas.microsoft.com/office/drawing/2016/5/12/chartex" xmlns:cx7="http://schemas.microsoft.com/office/drawing/2016/5/13/chartex" xmlns:cx8="http://schemas.microsoft.com/office/drawing/2016/5/14/chartex" xmlns:mc="http://schemas.openxmlformats.org/markup-compatibility/2006" xmlns:aink="http://schemas.microsoft.com/office/drawing/2016/ink" xmlns:am3d="http://schemas.microsoft.com/office/drawing/2017/model3d" xmlns:o="urn:schemas-microsoft-com:office:office" xmlns:oel="http://schemas.microsoft.com/office/2019/extlst" xmlns:r="http://schemas.openxmlformats.org/officeDocument/2006/relationships" xmlns:m="http://schemas.openxmlformats.org/officeDocument/2006/math" xmlns:v="urn:schemas-microsoft-com:vml" xmlns:wp14="http://schemas.microsoft.com/office/word/2010/wordprocessingDrawing" xmlns:wp="http://schemas.openxmlformats.org/drawingml/2006/wordprocessingDrawing" xmlns:w10="urn:schemas-microsoft-com:office:word" xmlns:w="http://schemas.openxmlformats.org/wordprocessingml/2006/main" xmlns:w14="http://schemas.microsoft.com/office/word/2010/wordml" xmlns:w15="http://schemas.microsoft.com/office/word/2012/wordml" xmlns:w16cex="http://schemas.microsoft.com/office/word/2018/wordml/cex" xmlns:w16cid="http://schemas.microsoft.com/office/word/2016/wordml/cid" xmlns:w16="http://schemas.microsoft.com/office/word/2018/wordml" xmlns:w16du="http://schemas.microsoft.com/office/word/2023/wordml/word16du" xmlns:w16sdtdh="http://schemas.microsoft.com/office/word/2020/wordml/sdtdatahash" xmlns:w16sdtfl="http://schemas.microsoft.com/office/word/2024/wordml/sdtformatlock" xmlns:w16se="http://schemas.microsoft.com/office/word/2015/wordml/symex" xmlns:wpg="http://schemas.microsoft.com/office/word/2010/wordprocessingGroup" xmlns:wpi="http://schemas.microsoft.com/office/word/2010/wordprocessingInk" xmlns:wne="http://schemas.microsoft.com/office/word/2006/wordml" xmlns:wps="http://schemas.microsoft.com/office/word/2010/wordprocessingShape" mc:Ignorable="w14 w15 w16se w16cid w16 w16cex w16sdtdh w16sdtfl w16du wp14">
   <w:body>
-    <w:p/>
+    <w:p>
+      <w:pPr>
+        <w:ind w:left="1440" w:hanging="1429"/>
+      </w:pPr>
+    </w:p>
     <w:p>
       <w:pPr>
         <w:jc w:val="center"/>
@@ -1270,15 +1274,7 @@
     </w:p>
     <w:p>
       <w:r>
-        <w:t xml:space="preserve">Sin embargo, se debe considerar que la propuesta debe resultar escalable y aplicable a otros departamentos y carreras de características </w:t>
-      </w:r>
-      <w:proofErr w:type="gramStart"/>
-      <w:r>
-        <w:t>similares</w:t>
-      </w:r>
-      <w:proofErr w:type="gramEnd"/>
-      <w:r>
-        <w:t xml:space="preserve"> aunque no iguales.</w:t>
+        <w:t>Sin embargo, se debe considerar que la propuesta debe resultar escalable y aplicable a otros departamentos y carreras de características similares aunque no iguales.</w:t>
       </w:r>
     </w:p>
     <w:p>
@@ -1404,15 +1400,7 @@
         <w:t xml:space="preserve">Carrera extendida </w:t>
       </w:r>
       <w:r>
-        <w:t xml:space="preserve">(quienes no </w:t>
-      </w:r>
-      <w:proofErr w:type="gramStart"/>
-      <w:r>
-        <w:t>abandonan</w:t>
-      </w:r>
-      <w:proofErr w:type="gramEnd"/>
-      <w:r>
-        <w:t xml:space="preserve"> pero dilatan la finalización de la carrera más allá del tiempo previsto en el plan de estudios, a veces también se denomina deserción intermitente)</w:t>
+        <w:t>(quienes no abandonan pero dilatan la finalización de la carrera más allá del tiempo previsto en el plan de estudios, a veces también se denomina deserción intermitente)</w:t>
       </w:r>
     </w:p>
     <w:p>
@@ -1443,13 +1431,8 @@
         <w:spacing w:before="240" w:after="240" w:line="276" w:lineRule="auto"/>
         <w:ind w:left="0"/>
       </w:pPr>
-      <w:proofErr w:type="gramStart"/>
-      <w:r>
-        <w:t>La necesidad a satisfacer</w:t>
-      </w:r>
-      <w:proofErr w:type="gramEnd"/>
-      <w:r>
-        <w:t xml:space="preserve"> es la generación de un dispositivo para el seguimiento de las trayectorias estudiantiles, a aplicarse en el Departamento de Ingeniería Industrial.</w:t>
+      <w:r>
+        <w:t>La necesidad a satisfacer es la generación de un dispositivo para el seguimiento de las trayectorias estudiantiles, a aplicarse en el Departamento de Ingeniería Industrial.</w:t>
       </w:r>
     </w:p>
     <w:p>
@@ -1943,15 +1926,7 @@
         </w:pBdr>
       </w:pPr>
       <w:r>
-        <w:t xml:space="preserve">Información básica (se carga al 2° año, por única </w:t>
-      </w:r>
-      <w:proofErr w:type="gramStart"/>
-      <w:r>
-        <w:t>vez</w:t>
-      </w:r>
-      <w:proofErr w:type="gramEnd"/>
-      <w:r>
-        <w:t xml:space="preserve"> aunque debe permitir actualizarse a demanda)</w:t>
+        <w:t>Información básica (se carga al 2° año, por única vez aunque debe permitir actualizarse a demanda)</w:t>
       </w:r>
     </w:p>
     <w:p>
@@ -2120,6 +2095,36 @@
       </w:r>
       <w:r>
         <w:t xml:space="preserve"> </w:t>
+      </w:r>
+    </w:p>
+    <w:p>
+      <w:pPr>
+        <w:numPr>
+          <w:ilvl w:val="1"/>
+          <w:numId w:val="6"/>
+        </w:numPr>
+        <w:pBdr>
+          <w:top w:val="nil"/>
+          <w:left w:val="nil"/>
+          <w:bottom w:val="nil"/>
+          <w:right w:val="nil"/>
+          <w:between w:val="nil"/>
+        </w:pBdr>
+        <w:rPr>
+          <w:highlight w:val="yellow"/>
+        </w:rPr>
+      </w:pPr>
+      <w:r>
+        <w:rPr>
+          <w:highlight w:val="yellow"/>
+        </w:rPr>
+        <w:t>Las alertas se emitirán por email al correo de los potenciales tutores (</w:t>
+      </w:r>
+      <w:r>
+        <w:rPr>
+          <w:highlight w:val="yellow"/>
+        </w:rPr>
+        <w:t>Los tutores podrán filtrar las alertas por los tipos de alertas).</w:t>
       </w:r>
     </w:p>
     <w:p>
@@ -2183,6 +2188,7 @@
       <w:bookmarkStart w:id="11" w:name="_heading=h.gfk74e7wgcbm" w:colFirst="0" w:colLast="0"/>
       <w:bookmarkEnd w:id="11"/>
       <w:r>
+        <w:lastRenderedPageBreak/>
         <w:t>Características de usuario</w:t>
       </w:r>
     </w:p>
@@ -2196,11 +2202,7 @@
       </w:r>
       <w:proofErr w:type="spellEnd"/>
       <w:r>
-        <w:t xml:space="preserve">, así como también estudiantes de la carrera de Ingeniería Industrial. Estos </w:t>
-      </w:r>
-      <w:r>
-        <w:lastRenderedPageBreak/>
-        <w:t>usuarios participan en la carga, organización, análisis y evaluación de datos e información referida a la situación académica de cada estudiante, desempeñando roles específicos dentro del sistema:</w:t>
+        <w:t>, así como también estudiantes de la carrera de Ingeniería Industrial. Estos usuarios participan en la carga, organización, análisis y evaluación de datos e información referida a la situación académica de cada estudiante, desempeñando roles específicos dentro del sistema:</w:t>
       </w:r>
     </w:p>
     <w:p>
@@ -2372,15 +2374,7 @@
     </w:p>
     <w:p>
       <w:r>
-        <w:t xml:space="preserve">Serán definidos por el equipo consultor, y acordados con el cliente, </w:t>
-      </w:r>
-      <w:proofErr w:type="gramStart"/>
-      <w:r>
-        <w:t>de acuerdo a</w:t>
-      </w:r>
-      <w:proofErr w:type="gramEnd"/>
-      <w:r>
-        <w:t xml:space="preserve"> las pautas definidas en el TFI de la asignatura AEEC.</w:t>
+        <w:t>Serán definidos por el equipo consultor, y acordados con el cliente, de acuerdo a las pautas definidas en el TFI de la asignatura AEEC.</w:t>
       </w:r>
     </w:p>
     <w:p>
@@ -2602,6 +2596,7 @@
               <w:jc w:val="left"/>
             </w:pPr>
             <w:r>
+              <w:lastRenderedPageBreak/>
               <w:t>Carga de datos de encuestas completadas por estudiantes:</w:t>
             </w:r>
           </w:p>
@@ -2616,19 +2611,10 @@
               <w:jc w:val="left"/>
             </w:pPr>
             <w:r>
-              <w:lastRenderedPageBreak/>
               <w:t>Información básica (</w:t>
             </w:r>
             <w:r>
-              <w:t xml:space="preserve">se carga al 2° año, por única </w:t>
-            </w:r>
-            <w:proofErr w:type="gramStart"/>
-            <w:r>
-              <w:t>vez</w:t>
-            </w:r>
-            <w:proofErr w:type="gramEnd"/>
-            <w:r>
-              <w:t xml:space="preserve"> aunque debe permitir actualizarse a demanda</w:t>
+              <w:t>se carga al 2° año, por única vez aunque debe permitir actualizarse a demanda</w:t>
             </w:r>
             <w:r>
               <w:t>)</w:t>
@@ -3311,15 +3297,7 @@
         <w:ind w:left="731" w:hanging="10"/>
       </w:pPr>
       <w:r>
-        <w:t xml:space="preserve">Embeber páginas o contenidos: Capacidad de integrar o visualizar reportes en </w:t>
-      </w:r>
-      <w:proofErr w:type="gramStart"/>
-      <w:r>
-        <w:t>el  Campus</w:t>
-      </w:r>
-      <w:proofErr w:type="gramEnd"/>
-      <w:r>
-        <w:t xml:space="preserve"> Virtual de la FI-</w:t>
+        <w:t>Embeber páginas o contenidos: Capacidad de integrar o visualizar reportes en el  Campus Virtual de la FI-</w:t>
       </w:r>
       <w:proofErr w:type="spellStart"/>
       <w:r>
@@ -3378,6 +3356,7 @@
         <w:ind w:left="731" w:hanging="10"/>
       </w:pPr>
       <w:r>
+        <w:lastRenderedPageBreak/>
         <w:t xml:space="preserve">Alerta por Omisión: Si un estudiante no completa </w:t>
       </w:r>
       <w:r>
@@ -3408,7 +3387,6 @@
         <w:jc w:val="left"/>
       </w:pPr>
       <w:r>
-        <w:lastRenderedPageBreak/>
         <w:t xml:space="preserve">Inteligencia de Negocio (Semáforos y </w:t>
       </w:r>
       <w:r>
@@ -3519,15 +3497,7 @@
         <w:t>Criterio 2° Año en adelante (</w:t>
       </w:r>
       <w:r>
-        <w:t xml:space="preserve">el avance no se mide concretamente en </w:t>
-      </w:r>
-      <w:proofErr w:type="gramStart"/>
-      <w:r>
-        <w:t>años</w:t>
-      </w:r>
-      <w:proofErr w:type="gramEnd"/>
-      <w:r>
-        <w:t xml:space="preserve"> pero puede asimilarse</w:t>
+        <w:t>el avance no se mide concretamente en años pero puede asimilarse</w:t>
       </w:r>
       <w:r>
         <w:t>): Basado en campos cuantitativos (ej. aprobación de asignaturas) y cualitativos de la encuesta (disconformidad, retraso en años de cursada, cambios de prioridad laboral).</w:t>
@@ -3784,6 +3754,7 @@
       <w:bookmarkStart w:id="22" w:name="_heading=h.s5a7ktfiwghy" w:colFirst="0" w:colLast="0"/>
       <w:bookmarkEnd w:id="22"/>
       <w:r>
+        <w:lastRenderedPageBreak/>
         <w:t>Tratamiento Diferenciado</w:t>
       </w:r>
     </w:p>
@@ -3799,11 +3770,7 @@
         <w:ind w:left="360"/>
       </w:pPr>
       <w:r>
-        <w:t xml:space="preserve">La lógica para un estudiante de 1er año (foco en contenido académico) es distinta a la de un estudiante de 2do a 5to año (foco en motivación y contexto personal). Se deberán </w:t>
-      </w:r>
-      <w:r>
-        <w:lastRenderedPageBreak/>
-        <w:t>establecer las lógicas de análisis, procesamiento y visualización de los datos y la información de manera tal que contemplen estas diferencias.</w:t>
+        <w:t>La lógica para un estudiante de 1er año (foco en contenido académico) es distinta a la de un estudiante de 2do a 5to año (foco en motivación y contexto personal). Se deberán establecer las lógicas de análisis, procesamiento y visualización de los datos y la información de manera tal que contemplen estas diferencias.</w:t>
       </w:r>
     </w:p>
     <w:p>
@@ -3863,8 +3830,16 @@
       <w:bookmarkStart w:id="25" w:name="_heading=h.nnekd04465d1" w:colFirst="0" w:colLast="0"/>
       <w:bookmarkEnd w:id="25"/>
       <w:r>
-        <w:t>Soporte técnico y mantenimiento</w:t>
-      </w:r>
+        <w:t xml:space="preserve">Soporte técnico y </w:t>
+      </w:r>
+      <w:proofErr w:type="spellStart"/>
+      <w:r>
+        <w:t>mantenimiento</w:t>
+      </w:r>
+      <w:r>
+        <w:t>b</w:t>
+      </w:r>
+      <w:proofErr w:type="spellEnd"/>
     </w:p>
     <w:p>
       <w:pPr>
@@ -4376,7 +4351,7 @@
         <v:path o:extrusionok="f" gradientshapeok="t" o:connecttype="rect"/>
         <o:lock v:ext="edit" aspectratio="t"/>
       </v:shapetype>
-      <v:shape id="_x0000_i1025" type="#_x0000_t75" style="width:306.8pt;height:195.95pt" o:bullet="t">
+      <v:shape id="_x0000_i1025" type="#_x0000_t75" style="width:306.6pt;height:196.2pt" o:bullet="t">
         <v:imagedata r:id="rId1" o:title="Logo-sin_nombre"/>
       </v:shape>
     </w:pict>
